--- a/工业互联网应用专业《程序设计基础》课程标准.docx
+++ b/工业互联网应用专业《程序设计基础》课程标准.docx
@@ -169,6 +169,8 @@
     <w:p>
       <w:pPr>
         <w:sectPr>
+          <w:headerReference w:type="default" r:id="rId10"/>
+          <w:footerReference w:type="default" r:id="rId11"/>
           <w:pgSz w:w="11906" w:h="16838"/>
           <w:pgMar w:top="1411" w:right="1411" w:bottom="1411" w:left="1411" w:header="720" w:footer="720" w:gutter="0"/>
           <w:cols w:space="720" w:num="1"/>
@@ -3396,7 +3398,7 @@
                 <w:b w:val="0"/>
                 <w:sz w:val="24"/>
               </w:rPr>
-              <w:br w:type="textWrapping"/>
+              <w:br/>
             </w:r>
             <w:r>
               <w:rPr>
@@ -3412,7 +3414,7 @@
                 <w:b w:val="0"/>
                 <w:sz w:val="24"/>
               </w:rPr>
-              <w:br w:type="textWrapping"/>
+              <w:br/>
             </w:r>
             <w:r>
               <w:rPr>
@@ -3428,7 +3430,7 @@
                 <w:b w:val="0"/>
                 <w:sz w:val="24"/>
               </w:rPr>
-              <w:br w:type="textWrapping"/>
+              <w:br/>
             </w:r>
             <w:r>
               <w:rPr>
@@ -3444,7 +3446,7 @@
                 <w:b w:val="0"/>
                 <w:sz w:val="24"/>
               </w:rPr>
-              <w:br w:type="textWrapping"/>
+              <w:br/>
             </w:r>
             <w:r>
               <w:rPr>
@@ -3460,7 +3462,7 @@
                 <w:b w:val="0"/>
                 <w:sz w:val="24"/>
               </w:rPr>
-              <w:br w:type="textWrapping"/>
+              <w:br/>
             </w:r>
             <w:r>
               <w:rPr>
@@ -3495,7 +3497,7 @@
                 <w:b w:val="0"/>
                 <w:sz w:val="24"/>
               </w:rPr>
-              <w:br w:type="textWrapping"/>
+              <w:br/>
             </w:r>
             <w:r>
               <w:rPr>
@@ -3567,7 +3569,7 @@
                 <w:b w:val="0"/>
                 <w:sz w:val="24"/>
               </w:rPr>
-              <w:br w:type="textWrapping"/>
+              <w:br/>
             </w:r>
             <w:r>
               <w:rPr>
@@ -3583,7 +3585,7 @@
                 <w:b w:val="0"/>
                 <w:sz w:val="24"/>
               </w:rPr>
-              <w:br w:type="textWrapping"/>
+              <w:br/>
             </w:r>
             <w:r>
               <w:rPr>
@@ -3599,7 +3601,7 @@
                 <w:b w:val="0"/>
                 <w:sz w:val="24"/>
               </w:rPr>
-              <w:br w:type="textWrapping"/>
+              <w:br/>
             </w:r>
             <w:r>
               <w:rPr>
@@ -3615,7 +3617,7 @@
                 <w:b w:val="0"/>
                 <w:sz w:val="24"/>
               </w:rPr>
-              <w:br w:type="textWrapping"/>
+              <w:br/>
             </w:r>
             <w:r>
               <w:rPr>
@@ -3631,7 +3633,7 @@
                 <w:b w:val="0"/>
                 <w:sz w:val="24"/>
               </w:rPr>
-              <w:br w:type="textWrapping"/>
+              <w:br/>
             </w:r>
             <w:r>
               <w:rPr>
@@ -3647,7 +3649,7 @@
                 <w:b w:val="0"/>
                 <w:sz w:val="24"/>
               </w:rPr>
-              <w:br w:type="textWrapping"/>
+              <w:br/>
             </w:r>
             <w:r>
               <w:rPr>
@@ -3682,7 +3684,7 @@
                 <w:b w:val="0"/>
                 <w:sz w:val="24"/>
               </w:rPr>
-              <w:br w:type="textWrapping"/>
+              <w:br/>
             </w:r>
             <w:r>
               <w:rPr>
@@ -4104,6 +4106,116 @@
         <w:t>教学文件一致性核查：课程标准—授课计划表—教学方案—工单四层文件每学期开课前交叉校验（课时口径/考核权重/工单号全集）</w:t>
       </w:r>
     </w:p>
+    <w:p>
+      <w:r>
+        <w:rPr>
+          <w:rFonts w:ascii="宋体" w:hAnsi="宋体" w:eastAsia="宋体"/>
+          <w:b/>
+          <w:sz w:val="24"/>
+        </w:rPr>
+        <w:t>补充条款A：安全规范一票否决（红线条款）</w:t>
+      </w:r>
+    </w:p>
+    <w:p>
+      <w:r>
+        <w:rPr>
+          <w:rFonts w:ascii="宋体" w:hAnsi="宋体" w:eastAsia="宋体"/>
+          <w:b w:val="0"/>
+          <w:sz w:val="20"/>
+        </w:rPr>
+        <w:t>本条款与「五、学习评价」联动生效：下列任一红线一经查实，对应评价项直接计0，且综合成绩判为不及格，不因其他项高分而抵消。</w:t>
+      </w:r>
+    </w:p>
+    <w:p>
+      <w:r>
+        <w:rPr>
+          <w:rFonts w:ascii="宋体" w:hAnsi="宋体" w:eastAsia="宋体"/>
+          <w:b w:val="0"/>
+          <w:sz w:val="20"/>
+        </w:rPr>
+        <w:t>红线一（安全准入缺失）：实训开始前未完成任务单「五、安全规范重申」五项逐条打勾并由学生本人签字确认的，一律不得通电上机操作；擅自操作者当次课过程性得分计0，该工单按未提交处理。</w:t>
+      </w:r>
+    </w:p>
+    <w:p>
+      <w:r>
+        <w:rPr>
+          <w:rFonts w:ascii="宋体" w:hAnsi="宋体" w:eastAsia="宋体"/>
+          <w:b w:val="0"/>
+          <w:sz w:val="20"/>
+        </w:rPr>
+        <w:t>红线二（带电违规作业）：未断电即插拔计算机电源线、网线或交换机端口，私自更换工位插排、超功率接入电烙铁等大功率用电器，或擅自合闸送电的，立即中止实训并移出工位，综合成绩判为不及格。</w:t>
+      </w:r>
+    </w:p>
+    <w:p>
+      <w:r>
+        <w:rPr>
+          <w:rFonts w:ascii="宋体" w:hAnsi="宋体" w:eastAsia="宋体"/>
+          <w:b w:val="0"/>
+          <w:sz w:val="20"/>
+        </w:rPr>
+        <w:t>红线三（异常未停止）：遇到冒烟、异味、异响、打火、外壳带电感或设备发热异常时，未立即停止操作、未按急停或断开本工位电源并报告指导教师而继续作业的，中止实训并计入安全违规台账。</w:t>
+      </w:r>
+    </w:p>
+    <w:p>
+      <w:r>
+        <w:rPr>
+          <w:rFonts w:ascii="宋体" w:hAnsi="宋体" w:eastAsia="宋体"/>
+          <w:b w:val="0"/>
+          <w:sz w:val="20"/>
+        </w:rPr>
+        <w:t>红线四（数据与诚信违规）：未经授权拷贝、外传企业真实数据或未脱敏样本，将涉密材料上传公网仓库，伪造运行截图、代打卡、伪造他人Git提交与组内贡献记录的，中止实训、该项计0并报送学院处理。</w:t>
+      </w:r>
+    </w:p>
+    <w:p>
+      <w:r>
+        <w:rPr>
+          <w:rFonts w:ascii="宋体" w:hAnsi="宋体" w:eastAsia="宋体"/>
+          <w:b w:val="0"/>
+          <w:sz w:val="20"/>
+        </w:rPr>
+        <w:t>红线五（6S与设备爱护缺失）：实训结束不执行整理、整顿、清扫、清洁、素养、安全（线缆不归位、主机不关机、屏幕不关闭、工位不清空、门窗不锁），经提醒仍不改正或造成设备、数据损坏的，中止其实训资格并要求赔偿与重修。</w:t>
+      </w:r>
+    </w:p>
+    <w:p>
+      <w:r>
+        <w:rPr>
+          <w:rFonts w:ascii="宋体" w:hAnsi="宋体" w:eastAsia="宋体"/>
+          <w:b w:val="0"/>
+          <w:sz w:val="20"/>
+        </w:rPr>
+        <w:t>一票否决与学生工单「安全规范重申」五项打勾栏、教师签字栏逐条对应，任一环节缺签字即视为未完成安全准入。</w:t>
+      </w:r>
+    </w:p>
+    <w:p>
+      <w:r>
+        <w:rPr>
+          <w:rFonts w:ascii="宋体" w:hAnsi="宋体" w:eastAsia="宋体"/>
+          <w:b/>
+          <w:sz w:val="24"/>
+        </w:rPr>
+        <w:t>补充条款B：学时口径一致性声明</w:t>
+      </w:r>
+    </w:p>
+    <w:p>
+      <w:r>
+        <w:rPr>
+          <w:rFonts w:ascii="宋体" w:hAnsi="宋体" w:eastAsia="宋体"/>
+          <w:b w:val="0"/>
+          <w:sz w:val="20"/>
+        </w:rPr>
+        <w:t>本课程总学时 48（理论 24 ＋ 实训 24），学分 3。本声明与课程教学设计、授课计划表三处口径一致；任一处学时或学分与本条不符，以本课程标准为准并回改另两件。</w:t>
+      </w:r>
+    </w:p>
+    <w:p>
+      <w:r>
+        <w:rPr>
+          <w:rFonts w:ascii="宋体" w:hAnsi="宋体" w:eastAsia="宋体"/>
+          <w:b w:val="0"/>
+          <w:sz w:val="20"/>
+        </w:rPr>
+        <w:t>核验式：理论24 ＋ 实训24 ＝ 48；闭合。</w:t>
+      </w:r>
+    </w:p>
     <w:sectPr>
       <w:footerReference r:id="rId5" w:type="default"/>
       <w:pgSz w:w="11906" w:h="16838"/>
@@ -4191,6 +4303,16 @@
 </w:ftr>
 </file>
 
+<file path=word/footer2.xml><?xml version="1.0" encoding="utf-8"?>
+<w:ftr xmlns:m="http://schemas.openxmlformats.org/officeDocument/2006/math" xmlns:mc="http://schemas.openxmlformats.org/markup-compatibility/2006" xmlns:mo="http://schemas.microsoft.com/office/mac/office/2008/main" xmlns:mv="urn:schemas-microsoft-com:mac:vml" xmlns:o="urn:schemas-microsoft-com:office:office" xmlns:r="http://schemas.openxmlformats.org/officeDocument/2006/relationships" xmlns:v="urn:schemas-microsoft-com:vml" xmlns:w10="urn:schemas-microsoft-com:office:word" xmlns:w14="http://schemas.microsoft.com/office/word/2010/wordml" xmlns:w="http://schemas.openxmlformats.org/wordprocessingml/2006/main" xmlns:wne="http://schemas.microsoft.com/office/word/2006/wordml" xmlns:wp14="http://schemas.microsoft.com/office/word/2010/wordprocessingDrawing" xmlns:wp="http://schemas.openxmlformats.org/drawingml/2006/wordprocessingDrawing" xmlns:wpc="http://schemas.microsoft.com/office/word/2010/wordprocessingCanvas" xmlns:wpg="http://schemas.microsoft.com/office/word/2010/wordprocessingGroup" xmlns:wpi="http://schemas.microsoft.com/office/word/2010/wordprocessingInk" xmlns:wps="http://schemas.microsoft.com/office/word/2010/wordprocessingShape" mc:Ignorable="w14 wp14">
+  <w:p>
+    <w:pPr>
+      <w:pStyle w:val="Footer"/>
+    </w:pPr>
+  </w:p>
+</w:ftr>
+</file>
+
 <file path=word/footnotes.xml><?xml version="1.0" encoding="utf-8"?>
 <w:footnotes xmlns:wpc="http://schemas.microsoft.com/office/word/2010/wordprocessingCanvas" xmlns:mc="http://schemas.openxmlformats.org/markup-compatibility/2006" xmlns:o="urn:schemas-microsoft-com:office:office" xmlns:r="http://schemas.openxmlformats.org/officeDocument/2006/relationships" xmlns:m="http://schemas.openxmlformats.org/officeDocument/2006/math" xmlns:v="urn:schemas-microsoft-com:vml" xmlns:wp14="http://schemas.microsoft.com/office/word/2010/wordprocessingDrawing" xmlns:wp="http://schemas.openxmlformats.org/drawingml/2006/wordprocessingDrawing" xmlns:w="http://schemas.openxmlformats.org/wordprocessingml/2006/main" xmlns:w14="http://schemas.microsoft.com/office/word/2010/wordml" xmlns:w15="http://schemas.microsoft.com/office/word/2012/wordml" xmlns:w10="urn:schemas-microsoft-com:office:word" xmlns:wpg="http://schemas.microsoft.com/office/word/2010/wordprocessingGroup" xmlns:wpi="http://schemas.microsoft.com/office/word/2010/wordprocessingInk" xmlns:wne="http://schemas.microsoft.com/office/word/2006/wordml" xmlns:wps="http://schemas.microsoft.com/office/word/2010/wordprocessingShape" xmlns:wpsCustomData="http://www.wps.cn/officeDocument/2013/wpsCustomData" mc:Ignorable="w14 w15 wp14">
   <w:footnote w:type="separator" w:id="0">
@@ -4214,6 +4336,16 @@
     </w:p>
   </w:footnote>
 </w:footnotes>
+</file>
+
+<file path=word/header1.xml><?xml version="1.0" encoding="utf-8"?>
+<w:hdr xmlns:m="http://schemas.openxmlformats.org/officeDocument/2006/math" xmlns:mc="http://schemas.openxmlformats.org/markup-compatibility/2006" xmlns:mo="http://schemas.microsoft.com/office/mac/office/2008/main" xmlns:mv="urn:schemas-microsoft-com:mac:vml" xmlns:o="urn:schemas-microsoft-com:office:office" xmlns:r="http://schemas.openxmlformats.org/officeDocument/2006/relationships" xmlns:v="urn:schemas-microsoft-com:vml" xmlns:w10="urn:schemas-microsoft-com:office:word" xmlns:w14="http://schemas.microsoft.com/office/word/2010/wordml" xmlns:w="http://schemas.openxmlformats.org/wordprocessingml/2006/main" xmlns:wne="http://schemas.microsoft.com/office/word/2006/wordml" xmlns:wp14="http://schemas.microsoft.com/office/word/2010/wordprocessingDrawing" xmlns:wp="http://schemas.openxmlformats.org/drawingml/2006/wordprocessingDrawing" xmlns:wpc="http://schemas.microsoft.com/office/word/2010/wordprocessingCanvas" xmlns:wpg="http://schemas.microsoft.com/office/word/2010/wordprocessingGroup" xmlns:wpi="http://schemas.microsoft.com/office/word/2010/wordprocessingInk" xmlns:wps="http://schemas.microsoft.com/office/word/2010/wordprocessingShape" mc:Ignorable="w14 wp14">
+  <w:p>
+    <w:pPr>
+      <w:pStyle w:val="Header"/>
+    </w:pPr>
+  </w:p>
+</w:hdr>
 </file>
 
 <file path=word/numbering.xml><?xml version="1.0" encoding="utf-8"?>
